--- a/local_doc_change/stress_corpus/docs/eng_morrowgate_090.docx
+++ b/local_doc_change/stress_corpus/docs/eng_morrowgate_090.docx
@@ -12,6 +12,47 @@
     </w:p>
     <w:p>
       <w:r>
+        <w:drawing>
+          <wp:inline xmlns:a="http://schemas.openxmlformats.org/drawingml/2006/main" xmlns:pic="http://schemas.openxmlformats.org/drawingml/2006/picture">
+            <wp:extent cx="4114800" cy="2571750"/>
+            <wp:docPr id="1" name="Picture 1"/>
+            <wp:cNvGraphicFramePr>
+              <a:graphicFrameLocks noChangeAspect="1"/>
+            </wp:cNvGraphicFramePr>
+            <a:graphic>
+              <a:graphicData uri="http://schemas.openxmlformats.org/drawingml/2006/picture">
+                <pic:pic>
+                  <pic:nvPicPr>
+                    <pic:cNvPr id="0" name="diagram_2.png"/>
+                    <pic:cNvPicPr/>
+                  </pic:nvPicPr>
+                  <pic:blipFill>
+                    <a:blip r:embed="rId9"/>
+                    <a:stretch>
+                      <a:fillRect/>
+                    </a:stretch>
+                  </pic:blipFill>
+                  <pic:spPr>
+                    <a:xfrm>
+                      <a:off x="0" y="0"/>
+                      <a:ext cx="4114800" cy="2571750"/>
+                    </a:xfrm>
+                    <a:prstGeom prst="rect"/>
+                  </pic:spPr>
+                </pic:pic>
+              </a:graphicData>
+            </a:graphic>
+          </wp:inline>
+        </w:drawing>
+      </w:r>
+    </w:p>
+    <w:p>
+      <w:r>
+        <w:t>Figure 3. Data lifecycle and retention diagram.</w:t>
+      </w:r>
+    </w:p>
+    <w:p>
+      <w:r>
         <w:t>This document is the official engineering handbook for Morrowgate. Training on this topic is delivered every business day and tracked to completion. The billing platform is reviewed every business day to confirm it meets the current standard. Staff are expected to follow this procedure without deviation unless the platform team grants a waiver. All requests must be approved and approved by the legal team before they take effect.</w:t>
       </w:r>
     </w:p>
@@ -20,17 +61,163 @@
         <w:pStyle w:val="Heading1"/>
       </w:pPr>
       <w:r>
+        <w:t>Key Operational Parameters</w:t>
+      </w:r>
+    </w:p>
+    <w:tbl>
+      <w:tblPr>
+        <w:tblStyle w:val="LightGrid"/>
+        <w:tblW w:type="auto" w:w="0"/>
+        <w:tblLook w:firstColumn="1" w:firstRow="1" w:lastColumn="0" w:lastRow="0" w:noHBand="0" w:noVBand="1" w:val="04A0"/>
+      </w:tblPr>
+      <w:tblGrid>
+        <w:gridCol w:w="4320"/>
+        <w:gridCol w:w="4320"/>
+      </w:tblGrid>
+      <w:tr>
+        <w:tc>
+          <w:tcPr>
+            <w:tcW w:type="dxa" w:w="4320"/>
+          </w:tcPr>
+          <w:p>
+            <w:r>
+              <w:t>Parameter</w:t>
+            </w:r>
+          </w:p>
+        </w:tc>
+        <w:tc>
+          <w:tcPr>
+            <w:tcW w:type="dxa" w:w="4320"/>
+          </w:tcPr>
+          <w:p>
+            <w:r>
+              <w:t>Value</w:t>
+            </w:r>
+          </w:p>
+        </w:tc>
+      </w:tr>
+      <w:tr>
+        <w:tc>
+          <w:tcPr>
+            <w:tcW w:type="dxa" w:w="4320"/>
+          </w:tcPr>
+          <w:p>
+            <w:r>
+              <w:t>Standard approval threshold</w:t>
+            </w:r>
+          </w:p>
+        </w:tc>
+        <w:tc>
+          <w:tcPr>
+            <w:tcW w:type="dxa" w:w="4320"/>
+          </w:tcPr>
+          <w:p>
+            <w:r>
+              <w:t>$1000</w:t>
+            </w:r>
+          </w:p>
+        </w:tc>
+      </w:tr>
+      <w:tr>
+        <w:tc>
+          <w:tcPr>
+            <w:tcW w:type="dxa" w:w="4320"/>
+          </w:tcPr>
+          <w:p>
+            <w:r>
+              <w:t>Records retention baseline</w:t>
+            </w:r>
+          </w:p>
+        </w:tc>
+        <w:tc>
+          <w:tcPr>
+            <w:tcW w:type="dxa" w:w="4320"/>
+          </w:tcPr>
+          <w:p>
+            <w:r>
+              <w:t>12 months</w:t>
+            </w:r>
+          </w:p>
+        </w:tc>
+      </w:tr>
+      <w:tr>
+        <w:tc>
+          <w:tcPr>
+            <w:tcW w:type="dxa" w:w="4320"/>
+          </w:tcPr>
+          <w:p>
+            <w:r>
+              <w:t>Target response time</w:t>
+            </w:r>
+          </w:p>
+        </w:tc>
+        <w:tc>
+          <w:tcPr>
+            <w:tcW w:type="dxa" w:w="4320"/>
+          </w:tcPr>
+          <w:p>
+            <w:r>
+              <w:t>12 hours</w:t>
+            </w:r>
+          </w:p>
+        </w:tc>
+      </w:tr>
+      <w:tr>
+        <w:tc>
+          <w:tcPr>
+            <w:tcW w:type="dxa" w:w="4320"/>
+          </w:tcPr>
+          <w:p>
+            <w:r>
+              <w:t>Audit sampling rate</w:t>
+            </w:r>
+          </w:p>
+        </w:tc>
+        <w:tc>
+          <w:tcPr>
+            <w:tcW w:type="dxa" w:w="4320"/>
+          </w:tcPr>
+          <w:p>
+            <w:r>
+              <w:t>15 percent</w:t>
+            </w:r>
+          </w:p>
+        </w:tc>
+      </w:tr>
+      <w:tr>
+        <w:tc>
+          <w:tcPr>
+            <w:tcW w:type="dxa" w:w="4320"/>
+          </w:tcPr>
+          <w:p>
+            <w:r>
+              <w:t>Maximum batch size</w:t>
+            </w:r>
+          </w:p>
+        </w:tc>
+        <w:tc>
+          <w:tcPr>
+            <w:tcW w:type="dxa" w:w="4320"/>
+          </w:tcPr>
+          <w:p>
+            <w:r>
+              <w:t>250 records</w:t>
+            </w:r>
+          </w:p>
+        </w:tc>
+      </w:tr>
+    </w:tbl>
+    <w:p>
+      <w:pPr>
+        <w:pStyle w:val="Heading1"/>
+      </w:pPr>
+      <w:r>
         <w:t>Source Control</w:t>
       </w:r>
     </w:p>
     <w:p>
       <w:r>
-        <w:t>The following standards apply to source control and are mandatory for all teams. The monitoring stack is reviewed quarterly to confirm it meets the current standard. Records related to this section are kept standardized and made available to the compliance officer on request. Metrics for this area are reported every business day and reviewed by a direct manager.</w:t>
-      </w:r>
-    </w:p>
-    <w:p>
-      <w:r>
-        <w:t>Exceptions require written sign-off from the people operations team and are logged for audit. Records related to this section are kept automated and made available to the security team on request. Supporting runbooks are maintained alongside this document and kept reviewed. Any incident affecting the identity provider is triaged by the data steward within the stated window.</w:t>
+        <w:t>Source control is managed according to the rules described below. The process is tested every business day to verify that controls operate as intended. Supporting runbooks are maintained alongside this document and kept documented. Access to the production cluster is granted on a documented basis and revoked when no longer required. Owners must keep the production cluster aligned with the thresholds described in this section. Access to the identity provider is granted on a auditable basis and revoked when no longer required.</w:t>
       </w:r>
     </w:p>
     <w:p>
